--- a/Publisher_Ready_Curriculum/01_Physics_East_Meadow_Refactor/02_Forces/01_Newtons_First_Law_and_Inertia/Teacher_Guide.docx
+++ b/Publisher_Ready_Curriculum/01_Physics_East_Meadow_Refactor/02_Forces/01_Newtons_First_Law_and_Inertia/Teacher_Guide.docx
@@ -2,7 +2,7 @@
 <file path=word/document.xml><?xml version="1.0" encoding="utf-8"?>
 <w:document xmlns:w="http://schemas.openxmlformats.org/wordprocessingml/2006/main" xmlns:m="http://schemas.openxmlformats.org/officeDocument/2006/math" xmlns:r="http://schemas.openxmlformats.org/officeDocument/2006/relationships" xmlns:o="urn:schemas-microsoft-com:office:office" xmlns:v="urn:schemas-microsoft-com:vml" xmlns:w10="urn:schemas-microsoft-com:office:word" xmlns:a="http://schemas.openxmlformats.org/drawingml/2006/main" xmlns:pic="http://schemas.openxmlformats.org/drawingml/2006/picture" xmlns:wp="http://schemas.openxmlformats.org/drawingml/2006/wordprocessingDrawing">
   <w:body>
-    <w:bookmarkStart w:id="43" w:name="X10fa424ae36129bf32fabf38fb6ef33a2829d7b"/>
+    <w:bookmarkStart w:id="46" w:name="X10fa424ae36129bf32fabf38fb6ef33a2829d7b"/>
     <w:p>
       <w:pPr>
         <w:pStyle w:val="Heading1"/>
@@ -952,7 +952,7 @@
     </w:p>
     <w:bookmarkEnd w:id="22"/>
     <w:bookmarkEnd w:id="23"/>
-    <w:bookmarkStart w:id="27" w:name="phase-2-explore-12-32-min"/>
+    <w:bookmarkStart w:id="30" w:name="phase-2-explore-12-32-min"/>
     <w:p>
       <w:pPr>
         <w:pStyle w:val="Heading2"/>
@@ -1009,7 +1009,7 @@
       </w:r>
     </w:p>
     <w:bookmarkEnd w:id="24"/>
-    <w:bookmarkStart w:id="25" w:name="Xb9a56e9bd926f6296dacf8acdcfc6e950461179"/>
+    <w:bookmarkStart w:id="28" w:name="Xb9a56e9bd926f6296dacf8acdcfc6e950461179"/>
     <w:p>
       <w:pPr>
         <w:pStyle w:val="Heading3"/>
@@ -1140,8 +1140,83 @@
         <w:t xml:space="preserve">“If we removed every push and rub, what would the cart do forever?”</w:t>
       </w:r>
     </w:p>
-    <w:bookmarkEnd w:id="25"/>
-    <w:bookmarkStart w:id="26" w:name="teacher-facilitation-during-explore"/>
+    <w:p>
+      <w:pPr>
+        <w:pStyle w:val="FirstParagraph"/>
+      </w:pPr>
+      <w:r>
+        <w:t xml:space="preserve">Use the free-body diagram below to make the</w:t>
+      </w:r>
+      <w:r>
+        <w:t xml:space="preserve"> </w:t>
+      </w:r>
+      <w:r>
+        <w:t xml:space="preserve">“balanced forces”</w:t>
+      </w:r>
+      <w:r>
+        <w:t xml:space="preserve"> </w:t>
+      </w:r>
+      <w:r>
+        <w:t xml:space="preserve">idea visible while students model the resting coin/cup: gravity down, the table’s normal force up, and a net force of zero.</w:t>
+      </w:r>
+    </w:p>
+    <w:p>
+      <w:pPr>
+        <w:pStyle w:val="CaptionedFigure"/>
+      </w:pPr>
+      <w:r>
+        <w:drawing>
+          <wp:inline>
+            <wp:extent cx="3803904" cy="3334512"/>
+            <wp:effectExtent b="0" l="0" r="0" t="0"/>
+            <wp:docPr descr="Free-body diagram of a book resting on a table: gravity pulls down, the normal force pushes up, and the two are balanced so the net force is zero." title="" id="26" name="Picture"/>
+            <a:graphic>
+              <a:graphicData uri="http://schemas.openxmlformats.org/drawingml/2006/picture">
+                <pic:pic>
+                  <pic:nvPicPr>
+                    <pic:cNvPr descr="figures/fbd_book_on_table.png" id="27" name="Picture"/>
+                    <pic:cNvPicPr>
+                      <a:picLocks noChangeArrowheads="1" noChangeAspect="1"/>
+                    </pic:cNvPicPr>
+                  </pic:nvPicPr>
+                  <pic:blipFill>
+                    <a:blip r:embed="rId25"/>
+                    <a:stretch>
+                      <a:fillRect/>
+                    </a:stretch>
+                  </pic:blipFill>
+                  <pic:spPr bwMode="auto">
+                    <a:xfrm>
+                      <a:off x="0" y="0"/>
+                      <a:ext cx="3803904" cy="3334512"/>
+                    </a:xfrm>
+                    <a:prstGeom prst="rect">
+                      <a:avLst/>
+                    </a:prstGeom>
+                    <a:noFill/>
+                    <a:ln w="9525">
+                      <a:noFill/>
+                      <a:headEnd/>
+                      <a:tailEnd/>
+                    </a:ln>
+                  </pic:spPr>
+                </pic:pic>
+              </a:graphicData>
+            </a:graphic>
+          </wp:inline>
+        </w:drawing>
+      </w:r>
+    </w:p>
+    <w:p>
+      <w:pPr>
+        <w:pStyle w:val="ImageCaption"/>
+      </w:pPr>
+      <w:r>
+        <w:t xml:space="preserve">Free-body diagram of a book resting on a table: gravity pulls down, the normal force pushes up, and the two are balanced so the net force is zero.</w:t>
+      </w:r>
+    </w:p>
+    <w:bookmarkEnd w:id="28"/>
+    <w:bookmarkStart w:id="29" w:name="teacher-facilitation-during-explore"/>
     <w:p>
       <w:pPr>
         <w:pStyle w:val="Heading3"/>
@@ -1302,9 +1377,9 @@
         </w:pict>
       </w:r>
     </w:p>
-    <w:bookmarkEnd w:id="26"/>
-    <w:bookmarkEnd w:id="27"/>
-    <w:bookmarkStart w:id="31" w:name="phase-3-explain-32-37-min"/>
+    <w:bookmarkEnd w:id="29"/>
+    <w:bookmarkEnd w:id="30"/>
+    <w:bookmarkStart w:id="34" w:name="phase-3-explain-32-37-min"/>
     <w:p>
       <w:pPr>
         <w:pStyle w:val="Heading2"/>
@@ -1323,7 +1398,7 @@
         <w:t xml:space="preserve">(32 – 37 min)</w:t>
       </w:r>
     </w:p>
-    <w:bookmarkStart w:id="28" w:name="min-turn-and-talk-2-class-consensus"/>
+    <w:bookmarkStart w:id="31" w:name="min-turn-and-talk-2-class-consensus"/>
     <w:p>
       <w:pPr>
         <w:pStyle w:val="Heading3"/>
@@ -1388,8 +1463,8 @@
         <w:t xml:space="preserve">it. The bigger the mass, the harder it is to change.”</w:t>
       </w:r>
     </w:p>
-    <w:bookmarkEnd w:id="28"/>
-    <w:bookmarkStart w:id="29" w:name="min-vocabulary-introduction-3-terms"/>
+    <w:bookmarkEnd w:id="31"/>
+    <w:bookmarkStart w:id="32" w:name="min-vocabulary-introduction-3-terms"/>
     <w:p>
       <w:pPr>
         <w:pStyle w:val="Heading3"/>
@@ -1479,8 +1554,8 @@
         <w:t xml:space="preserve">.”</w:t>
       </w:r>
     </w:p>
-    <w:bookmarkEnd w:id="29"/>
-    <w:bookmarkStart w:id="30" w:name="discussion-prompts-to-deploy-here"/>
+    <w:bookmarkEnd w:id="32"/>
+    <w:bookmarkStart w:id="33" w:name="discussion-prompts-to-deploy-here"/>
     <w:p>
       <w:pPr>
         <w:pStyle w:val="Heading3"/>
@@ -1564,9 +1639,9 @@
         </w:pict>
       </w:r>
     </w:p>
-    <w:bookmarkEnd w:id="30"/>
-    <w:bookmarkEnd w:id="31"/>
-    <w:bookmarkStart w:id="34" w:name="phase-4-elaborate-37-40-min"/>
+    <w:bookmarkEnd w:id="33"/>
+    <w:bookmarkEnd w:id="34"/>
+    <w:bookmarkStart w:id="37" w:name="phase-4-elaborate-37-40-min"/>
     <w:p>
       <w:pPr>
         <w:pStyle w:val="Heading2"/>
@@ -1585,7 +1660,7 @@
         <w:t xml:space="preserve">(37 – 40 min)</w:t>
       </w:r>
     </w:p>
-    <w:bookmarkStart w:id="32" w:name="min-revise-the-model"/>
+    <w:bookmarkStart w:id="35" w:name="min-revise-the-model"/>
     <w:p>
       <w:pPr>
         <w:pStyle w:val="Heading3"/>
@@ -1606,8 +1681,8 @@
         <w:t xml:space="preserve">“Return to your cup drawing. Re-label the arrows: are the sideways forces on the cup balanced or unbalanced while the cloth slides under it? Use the words inertia and net force in your revised one-sentence explanation.”</w:t>
       </w:r>
     </w:p>
-    <w:bookmarkEnd w:id="32"/>
-    <w:bookmarkStart w:id="33" w:name="min-return-to-the-phenomenon"/>
+    <w:bookmarkEnd w:id="35"/>
+    <w:bookmarkStart w:id="36" w:name="min-return-to-the-phenomenon"/>
     <w:p>
       <w:pPr>
         <w:pStyle w:val="Heading3"/>
@@ -1661,9 +1736,9 @@
         </w:pict>
       </w:r>
     </w:p>
-    <w:bookmarkEnd w:id="33"/>
-    <w:bookmarkEnd w:id="34"/>
-    <w:bookmarkStart w:id="36" w:name="phase-5-evaluate-40-42-min"/>
+    <w:bookmarkEnd w:id="36"/>
+    <w:bookmarkEnd w:id="37"/>
+    <w:bookmarkStart w:id="39" w:name="phase-5-evaluate-40-42-min"/>
     <w:p>
       <w:pPr>
         <w:pStyle w:val="Heading2"/>
@@ -1682,7 +1757,7 @@
         <w:t xml:space="preserve">(40 – 42 min)</w:t>
       </w:r>
     </w:p>
-    <w:bookmarkStart w:id="35" w:name="min-exit-ticket-closing-reflection"/>
+    <w:bookmarkStart w:id="38" w:name="min-exit-ticket-closing-reflection"/>
     <w:p>
       <w:pPr>
         <w:pStyle w:val="Heading3"/>
@@ -1792,9 +1867,9 @@
         </w:pict>
       </w:r>
     </w:p>
-    <w:bookmarkEnd w:id="35"/>
-    <w:bookmarkEnd w:id="36"/>
-    <w:bookmarkStart w:id="37" w:name="common-misconceptions"/>
+    <w:bookmarkEnd w:id="38"/>
+    <w:bookmarkEnd w:id="39"/>
+    <w:bookmarkStart w:id="40" w:name="common-misconceptions"/>
     <w:p>
       <w:pPr>
         <w:pStyle w:val="Heading2"/>
@@ -1995,8 +2070,8 @@
         </w:pict>
       </w:r>
     </w:p>
-    <w:bookmarkEnd w:id="37"/>
-    <w:bookmarkStart w:id="38" w:name="access-differentiation"/>
+    <w:bookmarkEnd w:id="40"/>
+    <w:bookmarkStart w:id="41" w:name="access-differentiation"/>
     <w:p>
       <w:pPr>
         <w:pStyle w:val="Heading2"/>
@@ -2183,8 +2258,8 @@
         </w:pict>
       </w:r>
     </w:p>
-    <w:bookmarkEnd w:id="38"/>
-    <w:bookmarkStart w:id="39" w:name="strategy-spotlight"/>
+    <w:bookmarkEnd w:id="41"/>
+    <w:bookmarkStart w:id="42" w:name="strategy-spotlight"/>
     <w:p>
       <w:pPr>
         <w:pStyle w:val="Heading2"/>
@@ -2252,8 +2327,8 @@
         </w:pict>
       </w:r>
     </w:p>
-    <w:bookmarkEnd w:id="39"/>
-    <w:bookmarkStart w:id="40" w:name="nyssls-observation-checklist-crosswalk"/>
+    <w:bookmarkEnd w:id="42"/>
+    <w:bookmarkStart w:id="43" w:name="nyssls-observation-checklist-crosswalk"/>
     <w:p>
       <w:pPr>
         <w:pStyle w:val="Heading2"/>
@@ -2613,8 +2688,8 @@
         </w:pict>
       </w:r>
     </w:p>
-    <w:bookmarkEnd w:id="40"/>
-    <w:bookmarkStart w:id="41" w:name="companion-materials"/>
+    <w:bookmarkEnd w:id="43"/>
+    <w:bookmarkStart w:id="44" w:name="companion-materials"/>
     <w:p>
       <w:pPr>
         <w:pStyle w:val="Heading2"/>
@@ -2705,8 +2780,8 @@
         </w:pict>
       </w:r>
     </w:p>
-    <w:bookmarkEnd w:id="41"/>
-    <w:bookmarkStart w:id="42" w:name="key-vocabulary-max-3"/>
+    <w:bookmarkEnd w:id="44"/>
+    <w:bookmarkStart w:id="45" w:name="key-vocabulary-max-3"/>
     <w:p>
       <w:pPr>
         <w:pStyle w:val="Heading2"/>
@@ -2781,8 +2856,8 @@
         <w:t xml:space="preserve">— forces whose net force is zero, so the object’s motion does not change</w:t>
       </w:r>
     </w:p>
-    <w:bookmarkEnd w:id="42"/>
-    <w:bookmarkEnd w:id="43"/>
+    <w:bookmarkEnd w:id="45"/>
+    <w:bookmarkEnd w:id="46"/>
     <w:sectPr>
       <w:pgSz w:h="15840" w:w="12240"/>
       <w:pgMar w:bottom="1152" w:footer="720" w:gutter="0" w:header="720" w:left="1296" w:right="1296" w:top="1152"/>
